--- a/Notes and Reports/Preliminary Evaluation Report.docx
+++ b/Notes and Reports/Preliminary Evaluation Report.docx
@@ -652,12 +652,21 @@
         <w:t xml:space="preserve">        "</w:t>
       </w:r>
       <w:proofErr w:type="spellStart"/>
-      <w:r>
-        <w:rPr>
-          <w:sz w:val="20"/>
-          <w:szCs w:val="20"/>
-        </w:rPr>
-        <w:t>no_apparent_safety_concerns</w:t>
+      <w:proofErr w:type="gramStart"/>
+      <w:r>
+        <w:rPr>
+          <w:sz w:val="20"/>
+          <w:szCs w:val="20"/>
+        </w:rPr>
+        <w:t>no</w:t>
+      </w:r>
+      <w:proofErr w:type="gramEnd"/>
+      <w:r>
+        <w:rPr>
+          <w:sz w:val="20"/>
+          <w:szCs w:val="20"/>
+        </w:rPr>
+        <w:t>_apparent_safety_concerns</w:t>
       </w:r>
       <w:proofErr w:type="spellEnd"/>
       <w:r>
@@ -960,13 +969,7 @@
               <w:jc w:val="center"/>
             </w:pPr>
             <w:r>
-              <w:t>I</w:t>
-            </w:r>
-            <w:r>
-              <w:t>mage</w:t>
-            </w:r>
-            <w:r>
-              <w:t>2</w:t>
+              <w:t>Image2</w:t>
             </w:r>
           </w:p>
         </w:tc>
@@ -1020,13 +1023,7 @@
               <w:jc w:val="center"/>
             </w:pPr>
             <w:r>
-              <w:t>I</w:t>
-            </w:r>
-            <w:r>
-              <w:t>mage</w:t>
-            </w:r>
-            <w:r>
-              <w:t>3</w:t>
+              <w:t>Image3</w:t>
             </w:r>
           </w:p>
         </w:tc>
@@ -1080,13 +1077,7 @@
               <w:jc w:val="center"/>
             </w:pPr>
             <w:r>
-              <w:t>I</w:t>
-            </w:r>
-            <w:r>
-              <w:t>mage</w:t>
-            </w:r>
-            <w:r>
-              <w:t>4</w:t>
+              <w:t>Image4</w:t>
             </w:r>
           </w:p>
         </w:tc>
@@ -1140,13 +1131,7 @@
               <w:jc w:val="center"/>
             </w:pPr>
             <w:r>
-              <w:t>I</w:t>
-            </w:r>
-            <w:r>
-              <w:t>mage</w:t>
-            </w:r>
-            <w:r>
-              <w:t>5</w:t>
+              <w:t>Image5</w:t>
             </w:r>
           </w:p>
         </w:tc>
@@ -1200,13 +1185,7 @@
               <w:jc w:val="center"/>
             </w:pPr>
             <w:r>
-              <w:t>I</w:t>
-            </w:r>
-            <w:r>
-              <w:t>mage</w:t>
-            </w:r>
-            <w:r>
-              <w:t>6</w:t>
+              <w:t>Image6</w:t>
             </w:r>
           </w:p>
         </w:tc>
@@ -1260,10 +1239,7 @@
               <w:jc w:val="center"/>
             </w:pPr>
             <w:r>
-              <w:t>Image</w:t>
-            </w:r>
-            <w:r>
-              <w:t>7</w:t>
+              <w:t>Image7</w:t>
             </w:r>
           </w:p>
         </w:tc>
@@ -1317,10 +1293,7 @@
               <w:jc w:val="center"/>
             </w:pPr>
             <w:r>
-              <w:t>Image</w:t>
-            </w:r>
-            <w:r>
-              <w:t>8</w:t>
+              <w:t>Image8</w:t>
             </w:r>
           </w:p>
         </w:tc>
@@ -1374,10 +1347,7 @@
               <w:jc w:val="center"/>
             </w:pPr>
             <w:r>
-              <w:t>Image</w:t>
-            </w:r>
-            <w:r>
-              <w:t>9</w:t>
+              <w:t>Image9</w:t>
             </w:r>
           </w:p>
         </w:tc>
@@ -1431,10 +1401,7 @@
               <w:jc w:val="center"/>
             </w:pPr>
             <w:r>
-              <w:t>Image</w:t>
-            </w:r>
-            <w:r>
-              <w:t>10</w:t>
+              <w:t>Image10</w:t>
             </w:r>
           </w:p>
         </w:tc>
@@ -1488,10 +1455,7 @@
               <w:jc w:val="center"/>
             </w:pPr>
             <w:r>
-              <w:t>image1</w:t>
-            </w:r>
-            <w:r>
-              <w:t>1</w:t>
+              <w:t>image11</w:t>
             </w:r>
           </w:p>
         </w:tc>
@@ -1545,13 +1509,7 @@
               <w:jc w:val="center"/>
             </w:pPr>
             <w:r>
-              <w:t>Image</w:t>
-            </w:r>
-            <w:r>
-              <w:t>1</w:t>
-            </w:r>
-            <w:r>
-              <w:t>2</w:t>
+              <w:t>Image12</w:t>
             </w:r>
           </w:p>
         </w:tc>
@@ -1605,13 +1563,7 @@
               <w:jc w:val="center"/>
             </w:pPr>
             <w:r>
-              <w:t>Image</w:t>
-            </w:r>
-            <w:r>
-              <w:t>1</w:t>
-            </w:r>
-            <w:r>
-              <w:t>3</w:t>
+              <w:t>Image13</w:t>
             </w:r>
           </w:p>
         </w:tc>
@@ -1665,13 +1617,7 @@
               <w:jc w:val="center"/>
             </w:pPr>
             <w:r>
-              <w:t>Image</w:t>
-            </w:r>
-            <w:r>
-              <w:t>1</w:t>
-            </w:r>
-            <w:r>
-              <w:t>4</w:t>
+              <w:t>Image14</w:t>
             </w:r>
           </w:p>
         </w:tc>
@@ -1725,13 +1671,7 @@
               <w:jc w:val="center"/>
             </w:pPr>
             <w:r>
-              <w:t>Image</w:t>
-            </w:r>
-            <w:r>
-              <w:t>1</w:t>
-            </w:r>
-            <w:r>
-              <w:t>5</w:t>
+              <w:t>Image15</w:t>
             </w:r>
           </w:p>
         </w:tc>
@@ -1785,13 +1725,7 @@
               <w:jc w:val="center"/>
             </w:pPr>
             <w:r>
-              <w:t>Image</w:t>
-            </w:r>
-            <w:r>
-              <w:t>1</w:t>
-            </w:r>
-            <w:r>
-              <w:t>6</w:t>
+              <w:t>Image16</w:t>
             </w:r>
           </w:p>
         </w:tc>
@@ -1845,13 +1779,7 @@
               <w:jc w:val="center"/>
             </w:pPr>
             <w:r>
-              <w:t>Image</w:t>
-            </w:r>
-            <w:r>
-              <w:t>1</w:t>
-            </w:r>
-            <w:r>
-              <w:t>7</w:t>
+              <w:t>Image17</w:t>
             </w:r>
           </w:p>
         </w:tc>
@@ -1905,13 +1833,7 @@
               <w:jc w:val="center"/>
             </w:pPr>
             <w:r>
-              <w:t>Image</w:t>
-            </w:r>
-            <w:r>
-              <w:t>1</w:t>
-            </w:r>
-            <w:r>
-              <w:t>8</w:t>
+              <w:t>Image18</w:t>
             </w:r>
           </w:p>
         </w:tc>
@@ -1965,13 +1887,7 @@
               <w:jc w:val="center"/>
             </w:pPr>
             <w:r>
-              <w:t>Image</w:t>
-            </w:r>
-            <w:r>
-              <w:t>1</w:t>
-            </w:r>
-            <w:r>
-              <w:t>9</w:t>
+              <w:t>Image19</w:t>
             </w:r>
           </w:p>
         </w:tc>
@@ -2025,13 +1941,7 @@
               <w:jc w:val="center"/>
             </w:pPr>
             <w:r>
-              <w:t>Image</w:t>
-            </w:r>
-            <w:r>
-              <w:t>2</w:t>
-            </w:r>
-            <w:r>
-              <w:t>0</w:t>
+              <w:t>Image20</w:t>
             </w:r>
           </w:p>
         </w:tc>
@@ -2085,10 +1995,7 @@
               <w:jc w:val="center"/>
             </w:pPr>
             <w:r>
-              <w:t>Image</w:t>
-            </w:r>
-            <w:r>
-              <w:t>21</w:t>
+              <w:t>Image21</w:t>
             </w:r>
           </w:p>
         </w:tc>
@@ -2142,13 +2049,7 @@
               <w:jc w:val="center"/>
             </w:pPr>
             <w:r>
-              <w:t>I</w:t>
-            </w:r>
-            <w:r>
-              <w:t>mage</w:t>
-            </w:r>
-            <w:r>
-              <w:t>22</w:t>
+              <w:t>Image22</w:t>
             </w:r>
           </w:p>
         </w:tc>
@@ -2202,10 +2103,7 @@
               <w:jc w:val="center"/>
             </w:pPr>
             <w:r>
-              <w:t>Image</w:t>
-            </w:r>
-            <w:r>
-              <w:t>23</w:t>
+              <w:t>Image23</w:t>
             </w:r>
           </w:p>
         </w:tc>
@@ -2259,10 +2157,7 @@
               <w:jc w:val="center"/>
             </w:pPr>
             <w:r>
-              <w:t>Image</w:t>
-            </w:r>
-            <w:r>
-              <w:t>24</w:t>
+              <w:t>Image24</w:t>
             </w:r>
           </w:p>
         </w:tc>
@@ -2316,10 +2211,7 @@
               <w:jc w:val="center"/>
             </w:pPr>
             <w:r>
-              <w:t>Image</w:t>
-            </w:r>
-            <w:r>
-              <w:t>25</w:t>
+              <w:t>Image25</w:t>
             </w:r>
           </w:p>
         </w:tc>
@@ -2373,10 +2265,7 @@
               <w:jc w:val="center"/>
             </w:pPr>
             <w:r>
-              <w:t>Image</w:t>
-            </w:r>
-            <w:r>
-              <w:t>26</w:t>
+              <w:t>Image26</w:t>
             </w:r>
           </w:p>
         </w:tc>
@@ -2430,10 +2319,7 @@
               <w:jc w:val="center"/>
             </w:pPr>
             <w:r>
-              <w:t>Image</w:t>
-            </w:r>
-            <w:r>
-              <w:t>27</w:t>
+              <w:t>Image27</w:t>
             </w:r>
           </w:p>
         </w:tc>
@@ -2487,10 +2373,7 @@
               <w:jc w:val="center"/>
             </w:pPr>
             <w:r>
-              <w:t>Image</w:t>
-            </w:r>
-            <w:r>
-              <w:t>28</w:t>
+              <w:t>Image28</w:t>
             </w:r>
           </w:p>
         </w:tc>
@@ -2544,10 +2427,7 @@
               <w:jc w:val="center"/>
             </w:pPr>
             <w:r>
-              <w:t>Image</w:t>
-            </w:r>
-            <w:r>
-              <w:t>29</w:t>
+              <w:t>Image29</w:t>
             </w:r>
           </w:p>
         </w:tc>
@@ -2601,10 +2481,7 @@
               <w:jc w:val="center"/>
             </w:pPr>
             <w:r>
-              <w:t>Image</w:t>
-            </w:r>
-            <w:r>
-              <w:t>30</w:t>
+              <w:t>Image30</w:t>
             </w:r>
           </w:p>
         </w:tc>
@@ -3118,7 +2995,15 @@
         <w:spacing w:after="0" w:line="240" w:lineRule="auto"/>
       </w:pPr>
       <w:r>
-        <w:t>Gemini's model did not adhere to the 'snake case' syntax given in the response schema, opting to use 'sentence case' in where the first letter of the first word in each of the three sentence labels was capitalized. The last label, 'explanation', was in lowercase.</w:t>
+        <w:t xml:space="preserve">Gemini's model did not adhere to the 'snake case' syntax given in the response schema, opting to use 'sentence case' in where the first letter of the first word in each of the three sentence labels was capitalized. The last label, 'explanation', was in </w:t>
+      </w:r>
+      <w:proofErr w:type="gramStart"/>
+      <w:r>
+        <w:t>lowercase</w:t>
+      </w:r>
+      <w:proofErr w:type="gramEnd"/>
+      <w:r>
+        <w:t>.</w:t>
       </w:r>
     </w:p>
     <w:p>
@@ -3257,19 +3142,7 @@
         <w:rPr>
           <w:u w:val="single"/>
         </w:rPr>
-        <w:t>Observation</w:t>
-      </w:r>
-      <w:r>
-        <w:rPr>
-          <w:u w:val="single"/>
-        </w:rPr>
-        <w:t xml:space="preserve">: </w:t>
-      </w:r>
-      <w:r>
-        <w:rPr>
-          <w:u w:val="single"/>
-        </w:rPr>
-        <w:t>Markdown Code Fences</w:t>
+        <w:t>Observation: Markdown Code Fences</w:t>
       </w:r>
     </w:p>
     <w:p>
@@ -3451,7 +3324,15 @@
         <w:spacing w:after="0" w:line="240" w:lineRule="auto"/>
       </w:pPr>
       <w:r>
-        <w:t>AI models did use the explanation field to write observations found in the images, but did not</w:t>
+        <w:t xml:space="preserve">AI models did use the explanation field to write observations found in the </w:t>
+      </w:r>
+      <w:proofErr w:type="gramStart"/>
+      <w:r>
+        <w:t>images, but</w:t>
+      </w:r>
+      <w:proofErr w:type="gramEnd"/>
+      <w:r>
+        <w:t xml:space="preserve"> did not</w:t>
       </w:r>
       <w:r>
         <w:t xml:space="preserve"> </w:t>
@@ -3494,7 +3375,15 @@
         <w:spacing w:after="0" w:line="240" w:lineRule="auto"/>
       </w:pPr>
       <w:r>
-        <w:t xml:space="preserve">No impact for the scope of this study. </w:t>
+        <w:t xml:space="preserve">No impact </w:t>
+      </w:r>
+      <w:proofErr w:type="gramStart"/>
+      <w:r>
+        <w:t>for</w:t>
+      </w:r>
+      <w:proofErr w:type="gramEnd"/>
+      <w:r>
+        <w:t xml:space="preserve"> the scope of this study. </w:t>
       </w:r>
     </w:p>
     <w:p>
@@ -3522,7 +3411,15 @@
         <w:spacing w:after="0" w:line="240" w:lineRule="auto"/>
       </w:pPr>
       <w:r>
-        <w:t>Could revise prompt to include this, but not required</w:t>
+        <w:t xml:space="preserve">Could revise prompt to include </w:t>
+      </w:r>
+      <w:proofErr w:type="gramStart"/>
+      <w:r>
+        <w:t>this, but</w:t>
+      </w:r>
+      <w:proofErr w:type="gramEnd"/>
+      <w:r>
+        <w:t xml:space="preserve"> not required</w:t>
       </w:r>
       <w:r>
         <w:t xml:space="preserve"> as </w:t>
@@ -3537,13 +3434,7 @@
         <w:t xml:space="preserve"> considered outside the primary scope of the current study, which focuses on comparing categorical assessments rather than evaluating the quality of the models' reasoning</w:t>
       </w:r>
       <w:r>
-        <w:t>, which requires</w:t>
-      </w:r>
-      <w:r>
-        <w:t xml:space="preserve"> more advanced research</w:t>
-      </w:r>
-      <w:r>
-        <w:t>.</w:t>
+        <w:t>, which requires more advanced research.</w:t>
       </w:r>
     </w:p>
     <w:p>
@@ -3592,6 +3483,119 @@
       <w:r>
         <w:t xml:space="preserve">incorporated into the system. </w:t>
       </w:r>
+    </w:p>
+    <w:p>
+      <w:pPr>
+        <w:spacing w:after="0" w:line="240" w:lineRule="auto"/>
+      </w:pPr>
+    </w:p>
+    <w:p>
+      <w:pPr>
+        <w:spacing w:after="0" w:line="240" w:lineRule="auto"/>
+      </w:pPr>
+      <w:r>
+        <w:lastRenderedPageBreak/>
+        <w:t>Image references:</w:t>
+      </w:r>
+    </w:p>
+    <w:p>
+      <w:pPr>
+        <w:pStyle w:val="ListParagraph"/>
+        <w:spacing w:after="0"/>
+      </w:pPr>
+      <w:hyperlink r:id="rId5" w:history="1">
+        <w:r>
+          <w:rPr>
+            <w:rStyle w:val="Hyperlink"/>
+          </w:rPr>
+          <w:t>https:</w:t>
+        </w:r>
+        <w:r>
+          <w:rPr>
+            <w:rStyle w:val="Hyperlink"/>
+          </w:rPr>
+          <w:t>/</w:t>
+        </w:r>
+        <w:r>
+          <w:rPr>
+            <w:rStyle w:val="Hyperlink"/>
+          </w:rPr>
+          <w:t>/huggingface.co/datasets/Mobiusi/Infant-Sleep-Posture-Recognition-Image-Dataset</w:t>
+        </w:r>
+      </w:hyperlink>
+    </w:p>
+    <w:p>
+      <w:pPr>
+        <w:pStyle w:val="ListParagraph"/>
+        <w:spacing w:after="0"/>
+      </w:pPr>
+      <w:hyperlink r:id="rId6" w:history="1">
+        <w:r>
+          <w:rPr>
+            <w:rStyle w:val="Hyperlink"/>
+          </w:rPr>
+          <w:t>https://www.istockphoto.com</w:t>
+        </w:r>
+      </w:hyperlink>
+    </w:p>
+    <w:p>
+      <w:pPr>
+        <w:pStyle w:val="ListParagraph"/>
+        <w:spacing w:after="0"/>
+      </w:pPr>
+      <w:hyperlink r:id="rId7" w:history="1">
+        <w:r>
+          <w:rPr>
+            <w:rStyle w:val="Hyperlink"/>
+          </w:rPr>
+          <w:t>https://www.wltx.com/article/news/study-parents-still-put-babies-in-risky-sleep-environments/101-298253179</w:t>
+        </w:r>
+      </w:hyperlink>
+    </w:p>
+    <w:p>
+      <w:pPr>
+        <w:pStyle w:val="ListParagraph"/>
+        <w:spacing w:after="0"/>
+      </w:pPr>
+      <w:hyperlink r:id="rId8" w:history="1">
+        <w:r>
+          <w:rPr>
+            <w:rStyle w:val="Hyperlink"/>
+          </w:rPr>
+          <w:t>https://link.springer.com/rwe/10.1007/978-1-61779-403-2_3</w:t>
+        </w:r>
+      </w:hyperlink>
+    </w:p>
+    <w:p>
+      <w:pPr>
+        <w:pStyle w:val="ListParagraph"/>
+        <w:spacing w:after="0"/>
+      </w:pPr>
+      <w:hyperlink r:id="rId9" w:history="1">
+        <w:r>
+          <w:rPr>
+            <w:rStyle w:val="Hyperlink"/>
+          </w:rPr>
+          <w:t>https://owletbabycare.co.uk/blogs/blog/can-a-baby-sleep-too-much?srsltid=AfmBOopULzyrPCcJgFqxeWdPOrg-amUjnPSRd3iMrb</w:t>
+        </w:r>
+        <w:r>
+          <w:rPr>
+            <w:rStyle w:val="Hyperlink"/>
+          </w:rPr>
+          <w:t>B</w:t>
+        </w:r>
+        <w:r>
+          <w:rPr>
+            <w:rStyle w:val="Hyperlink"/>
+          </w:rPr>
+          <w:t>fov8MVmmeHIqC</w:t>
+        </w:r>
+      </w:hyperlink>
+    </w:p>
+    <w:p>
+      <w:pPr>
+        <w:spacing w:after="0" w:line="240" w:lineRule="auto"/>
+      </w:pPr>
     </w:p>
     <w:sectPr>
       <w:pgSz w:w="12240" w:h="15840"/>
@@ -4766,6 +4770,7 @@
   <w:style w:type="character" w:default="1" w:styleId="DefaultParagraphFont">
     <w:name w:val="Default Paragraph Font"/>
     <w:uiPriority w:val="1"/>
+    <w:semiHidden/>
     <w:unhideWhenUsed/>
   </w:style>
   <w:style w:type="table" w:default="1" w:styleId="TableNormal">
@@ -5115,6 +5120,29 @@
       <w14:ligatures w14:val="none"/>
     </w:rPr>
   </w:style>
+  <w:style w:type="character" w:styleId="Hyperlink">
+    <w:name w:val="Hyperlink"/>
+    <w:basedOn w:val="DefaultParagraphFont"/>
+    <w:uiPriority w:val="99"/>
+    <w:unhideWhenUsed/>
+    <w:rsid w:val="00E65512"/>
+    <w:rPr>
+      <w:color w:val="467886" w:themeColor="hyperlink"/>
+      <w:u w:val="single"/>
+    </w:rPr>
+  </w:style>
+  <w:style w:type="character" w:styleId="FollowedHyperlink">
+    <w:name w:val="FollowedHyperlink"/>
+    <w:basedOn w:val="DefaultParagraphFont"/>
+    <w:uiPriority w:val="99"/>
+    <w:semiHidden/>
+    <w:unhideWhenUsed/>
+    <w:rsid w:val="00E65512"/>
+    <w:rPr>
+      <w:color w:val="96607D" w:themeColor="followedHyperlink"/>
+      <w:u w:val="single"/>
+    </w:rPr>
+  </w:style>
 </w:styles>
 </file>
 
